--- a/rapports/16_02_2026/MAMADOU_DIOP/coh_EQ28_sup_123201030025.docx
+++ b/rapports/16_02_2026/MAMADOU_DIOP/coh_EQ28_sup_123201030025.docx
@@ -25,7 +25,7 @@
         <w:br/>
         <w:t>Grappe: 123201030025</w:t>
         <w:br/>
-        <w:t>Date: 16/02/2026 a 12:40</w:t>
+        <w:t>Date: 16/02/2026 a 12:58</w:t>
       </w:r>
     </w:p>
     <w:p/>

--- a/rapports/16_02_2026/MAMADOU_DIOP/coh_EQ28_sup_123201030025.docx
+++ b/rapports/16_02_2026/MAMADOU_DIOP/coh_EQ28_sup_123201030025.docx
@@ -25,7 +25,7 @@
         <w:br/>
         <w:t>Grappe: 123201030025</w:t>
         <w:br/>
-        <w:t>Date: 16/02/2026 a 12:58</w:t>
+        <w:t>Date: 16/02/2026 a 13:05</w:t>
       </w:r>
     </w:p>
     <w:p/>
@@ -359,6 +359,38 @@
           </w:tcPr>
           <w:p>
             <w:r>
+              <w:t>Section19</w:t>
+            </w:r>
+          </w:p>
+        </w:tc>
+        <w:tc>
+          <w:tcPr>
+            <w:tcW w:type="dxa" w:w="3324"/>
+          </w:tcPr>
+          <w:p>
+            <w:r>
+              <w:t>Equipements agricoles</w:t>
+            </w:r>
+          </w:p>
+        </w:tc>
+        <w:tc>
+          <w:tcPr>
+            <w:tcW w:type="dxa" w:w="3324"/>
+          </w:tcPr>
+          <w:p>
+            <w:r>
+              <w:t>8</w:t>
+            </w:r>
+          </w:p>
+        </w:tc>
+      </w:tr>
+      <w:tr>
+        <w:tc>
+          <w:tcPr>
+            <w:tcW w:type="dxa" w:w="3324"/>
+          </w:tcPr>
+          <w:p>
+            <w:r>
               <w:t>Section11</w:t>
             </w:r>
           </w:p>
@@ -466,38 +498,6 @@
           <w:p>
             <w:r>
               <w:t>Actifs du menage</w:t>
-            </w:r>
-          </w:p>
-        </w:tc>
-        <w:tc>
-          <w:tcPr>
-            <w:tcW w:type="dxa" w:w="3324"/>
-          </w:tcPr>
-          <w:p>
-            <w:r>
-              <w:t>6</w:t>
-            </w:r>
-          </w:p>
-        </w:tc>
-      </w:tr>
-      <w:tr>
-        <w:tc>
-          <w:tcPr>
-            <w:tcW w:type="dxa" w:w="3324"/>
-          </w:tcPr>
-          <w:p>
-            <w:r>
-              <w:t>Section19</w:t>
-            </w:r>
-          </w:p>
-        </w:tc>
-        <w:tc>
-          <w:tcPr>
-            <w:tcW w:type="dxa" w:w="3324"/>
-          </w:tcPr>
-          <w:p>
-            <w:r>
-              <w:t>Equipements agricoles</w:t>
             </w:r>
           </w:p>
         </w:tc>
@@ -871,8 +871,6 @@
         <w:rPr>
           <w:sz w:val="20"/>
         </w:rPr>
-        <w:t xml:space="preserve">- Peu probable! MODOU DIOUF  n'arrive pas  à comprendre un petit texte lu dans une langue locale (s02q03). Veuillez corriger ou donner des explications au QG. </w:t>
-        <w:br/>
         <w:t xml:space="preserve">- Peu probable! aissatou diouf  n'arrive pas  à comprendre un petit texte lu dans une langue locale (s02q03). Veuillez corriger ou donner des explications au QG. Peu probable! aissatou diouf  ne sait ni lire, ni écrire, ni comprendre dans aucune des langues  (s02q01,s02q02,s02q03). Veuillez corriger ou donner des explications au QG. </w:t>
         <w:br/>
         <w:t xml:space="preserve">- Peu probable! diarra gueye  n'arrive pas  à comprendre un petit texte lu dans une langue locale (s02q03). Veuillez corriger ou donner des explications au QG. Peu probable! diarra gueye  ne sait ni lire, ni écrire, ni comprendre dans aucune des langues  (s02q01,s02q02,s02q03). Veuillez corriger ou donner des explications au QG. </w:t>
@@ -923,7 +921,7 @@
         <w:rPr>
           <w:sz w:val="20"/>
         </w:rPr>
-        <w:t>- Attention ! Le prix unitaire d'achat (1000 Fcfa) de Café moulu en Kg (taille unique) est relativement faible par rapport aux autres prix observés dans cette zone. Prière de corriger ou de confirmer avec le QG. Attention ! Le prix unitaire d'achat (500 Fcfa) de Piment séché en Sachets (Moyen) est relativement élevé par rapport aux autres prix observés dans cette zone. Prière de corriger ou de confirmer avec le QG. Attention ! Le prix unitaire d'achat (500 Fcfa) de Poivre en Sachets (Petit) est relativement élevé par rapport aux autres prix observés dans cette zone. Prière de corriger ou de confirmer avec le QG. Attention ! Le prix unitaire d'achat (500 Fcfa) de Soumbala (moutarde africaine) en Sachets (Moyen) est relativement élevé par rapport aux autres prix observés dans cette zone. Prière de corriger ou de confirmer avec le QG. Incohérence!! Dans ce ménage, chaque individus consomme par jour 34.45214 Kg  de cereale; Prière de revoir les quantités prises de ces produits. Incohérence!! Dans ce ménage, chaque individus consomme par jour 34.45214 Kg  de cereale; Prière de revoir les quantités prises de ces produits. Incohérence!! Dans ce ménage, chaque individus consomme par jour 34.45214 Kg  de cereale; Prière de revoir les quantités prises de ces produits. Incohérence!! Dans ce ménage, chaque individus consomme par jour 34.45214 Kg  de cereale; Prière de revoir les quantités prises de ces produits.</w:t>
+        <w:t>- Attention ! Le prix unitaire d'achat (100 Fcfa) de Sel en Sachets (Petit) est relativement élevé par rapport aux autres prix observés dans cette zone. Prière de corriger ou de confirmer avec le QG. Attention ! Le prix unitaire d'achat (1300 Fcfa) de Cube alimentaire (Maggi, Jumbo, ) en Paquet (Petit) est relativement élevé par rapport aux autres prix observés dans cette zone. Prière de corriger ou de confirmer avec le QG. Attention ! Le prix unitaire d'achat (50 Fcfa) de Concentré de tomate en Sachets industriel (Petit) est relativement faible par rapport aux autres prix observés dans cette zone. Prière de corriger ou de confirmer avec le QG. Attention ! Le prix unitaire d'achat (500 Fcfa) de Piment séché en Sachets (Moyen) est relativement élevé par rapport aux autres prix observés dans cette zone. Prière de corriger ou de confirmer avec le QG. Attention ! Le prix unitaire d'achat (500 Fcfa) de Poivre en Sachets (Petit) est relativement élevé par rapport aux autres prix observés dans cette zone. Prière de corriger ou de confirmer avec le QG. Attention ! Le prix unitaire d'achat (500 Fcfa) de Soumbala (moutarde africaine) en Sachets (Moyen) est relativement élevé par rapport aux autres prix observés dans cette zone. Prière de corriger ou de confirmer avec le QG. Incohérence!! Dans ce ménage, chaque individus consomme par jour 64.69905 Kg  de cereale; Prière de revoir les quantités prises de ces produits. Incohérence!! Dans ce ménage, chaque individus consomme par jour 64.69905 Kg  de cereale; Prière de revoir les quantités prises de ces produits. Incohérence!! Dans ce ménage, chaque individus consomme par jour 64.69905 Kg  de cereale; Prière de revoir les quantités prises de ces produits. Incohérence!! Dans ce ménage, chaque individus consomme par jour 64.69905 Kg  de cereale; Prière de revoir les quantités prises de ces produits.</w:t>
       </w:r>
     </w:p>
     <w:p>
@@ -967,7 +965,7 @@
         <w:rPr>
           <w:sz w:val="20"/>
         </w:rPr>
-        <w:t>- Attention ! Fer à repasser à charbon a été achété à 8000 Fcfa est relativement élevé par rapport aux autres prix d'achat observés dans cette zone. Prière de corriger ou de confirmer avec le QG.</w:t>
+        <w:t>- Attention ! Bonbonne de gaz a été achété à 18000 Fcfa est relativement élevé par rapport aux autres prix d'achat observés dans cette zone. Prière de corriger ou de confirmer avec le QG.</w:t>
       </w:r>
     </w:p>
     <w:p>
@@ -1344,6 +1342,27 @@
           <w:color w:val="4672C4"/>
           <w:sz w:val="22"/>
         </w:rPr>
+        <w:t>&gt;&gt; Section0 - Identification et renseignements de controle</w:t>
+      </w:r>
+    </w:p>
+    <w:p>
+      <w:pPr>
+        <w:ind w:left="283"/>
+      </w:pPr>
+      <w:r>
+        <w:rPr>
+          <w:sz w:val="20"/>
+        </w:rPr>
+        <w:t>- Le questionnaire semble ne pas être complètement fini mais le questionnaire est en statut complet, prière de compléter le questionnaire.</w:t>
+      </w:r>
+    </w:p>
+    <w:p>
+      <w:r>
+        <w:rPr>
+          <w:b/>
+          <w:color w:val="4672C4"/>
+          <w:sz w:val="22"/>
+        </w:rPr>
         <w:t>&gt;&gt; Section1 - Caracteristiques des membres</w:t>
       </w:r>
     </w:p>
@@ -1432,7 +1451,7 @@
         <w:rPr>
           <w:sz w:val="20"/>
         </w:rPr>
-        <w:t>- Attention ! Le prix unitaire d'achat (100 Fcfa) de Piment séché en Sachets (Petit) est relativement élevé par rapport aux autres prix observés dans cette zone. Prière de corriger ou de confirmer avec le QG. Attention ! Le prix unitaire d'achat (150 Fcfa) de Choux en Morceau (Portion) (Petit) est relativement élevé par rapport aux autres prix observés dans cette zone. Prière de corriger ou de confirmer avec le QG. Attention ! Le prix unitaire d'achat (700 Fcfa) de Oignon frais en Kg (taille unique) est relativement élevé par rapport aux autres prix observés dans cette zone. Prière de corriger ou de confirmer avec le QG. Attention ! Soupçons de quantité anormale! Le ménage de BOUSSO TINE avec une taille de 6 personnes a consommé 3 Kg en taille unique de Sucre en poudre  qui est relativement élevé comme consommation par rapport à la condition de vie des autres ménages de même taille dans cette zone. Prière de corriger ou de confirmer avec le QG. Avertissement!!! Le ménage a consommé 3 Paquet Petit de Thé en sachet, cette quantité semble anormale pour une consommation des 7 derniers jours.Prière de corriger ou de confirmer avec le QG. Avertissement!! le prix unitaire (125 Fcfa) de Thé en sachet (unité: Paquet) de taille Petit est très faible ou élevé. Prière de corriger ou de confirmer avec le QG. Incohérence!! Dans ce ménage, chaque individus consomme par jour 45.405 Kg  de cereale; Prière de revoir les quantités prises de ces produits. Incohérence!! Dans ce ménage, chaque individus consomme par jour 45.405 Kg  de cereale; Prière de revoir les quantités prises de ces produits. Incohérence!! Dans ce ménage, chaque individus consomme par jour 45.405 Kg  de cereale; Prière de revoir les quantités prises de ces produits. Attention ! Soupçons de quantité anormale! Le ménage de BOUSSO TINE avec une taille de 6 personnes a consommé 14 Kg en taille unique de Mil qui est relativement élevé comme consommation par rapport à la condition de vie des autres ménages de même taille dans cette zone. Prière de corriger ou de confirmer avec le QG.</w:t>
+        <w:t>- Attention ! Le prix unitaire d'achat (150 Fcfa) de Choux en Morceau (Portion) (Petit) est relativement élevé par rapport aux autres prix observés dans cette zone. Prière de corriger ou de confirmer avec le QG. Avertissement!!! Le ménage a consommé 3 Paquet Petit de Thé en sachet, cette quantité semble anormale pour une consommation des 7 derniers jours.Prière de corriger ou de confirmer avec le QG. Avertissement!! le prix unitaire (125 Fcfa) de Thé en sachet (unité: Paquet) de taille Petit est très faible ou élevé. Prière de corriger ou de confirmer avec le QG. Attention ! Le prix unitaire d'achat (125 Fcfa) de Thé en sachet en Paquet (Petit) est relativement élevé par rapport aux autres prix observés dans cette zone. Prière de corriger ou de confirmer avec le QG. Incohérence!! Dans ce ménage, chaque individus consomme par jour 73.29191 Kg  de cereale; Prière de revoir les quantités prises de ces produits. Incohérence!! Dans ce ménage, chaque individus consomme par jour 73.29191 Kg  de cereale; Prière de revoir les quantités prises de ces produits. Incohérence!! Dans ce ménage, chaque individus consomme par jour 73.29191 Kg  de cereale; Prière de revoir les quantités prises de ces produits.</w:t>
       </w:r>
     </w:p>
     <w:p>
@@ -1538,6 +1557,27 @@
           <w:sz w:val="20"/>
         </w:rPr>
         <w:t>- Avertissement! Le prix unitaire (300000 Fcfa) de Equins (Chevaux) est trop petit ou élevé. Veuillez confirmer ces informations avec le QG ou apporter les corrections nécessaires.</w:t>
+      </w:r>
+    </w:p>
+    <w:p>
+      <w:r>
+        <w:rPr>
+          <w:b/>
+          <w:color w:val="4672C4"/>
+          <w:sz w:val="22"/>
+        </w:rPr>
+        <w:t>&gt;&gt; Section19 - Equipements agricoles</w:t>
+      </w:r>
+    </w:p>
+    <w:p>
+      <w:pPr>
+        <w:ind w:left="283"/>
+      </w:pPr>
+      <w:r>
+        <w:rPr>
+          <w:sz w:val="20"/>
+        </w:rPr>
+        <w:t>- Attention ! Houe/daba/hilaire a été revendu à 2000 Fcfa qui est relativement élevé par rapport aux autres prix de revente observés dans cette zone. Prière de corriger ou de confirmer avec le QG.</w:t>
       </w:r>
     </w:p>
     <w:p>
@@ -1942,7 +1982,7 @@
         <w:rPr>
           <w:sz w:val="20"/>
         </w:rPr>
-        <w:t>- Attention ! Le prix unitaire d'achat (250 Fcfa) de Concentré de tomate en Sachets (Moyen) est relativement élevé par rapport aux autres prix observés dans cette zone. Prière de corriger ou de confirmer avec le QG. Attention ! Le prix unitaire d'achat (250 Fcfa) de Œufs frais en Pièce (taille unique) est relativement élevé par rapport aux autres prix observés dans cette zone. Prière de corriger ou de confirmer avec le QG. Attention ! Le prix unitaire d'achat (500 Fcfa) de Lait en poudre en Sachets (Moyen) est relativement élevé par rapport aux autres prix observés dans cette zone. Prière de corriger ou de confirmer avec le QG. Avertissement!! La quantité (3.5 litre) du produit Huile de soja  consommée  par le ménage semble très élevé, prière de corriger ou confirmer avec le QG. Difficile de consommer le Sel en Sac (10 Kg) taille unique prière de verifier. Incohérence!! Dans ce ménage, chaque individus consomme par jour 45.25 Kg  de cereale; Prière de revoir les quantités prises de ces produits. Le prix d'achat unitaire (1 Fcfa) de Ail en Sachets de taille Petit  est invraisemblable, prière de regarder les reponses prises dans les questions s07bq07a s07bq07b s07bq07c s07bq08 pour mieux corriger. Attention ! Le prix unitaire d'achat (1 Fcfa) de Ail en Sachets (Petit) est relativement faible par rapport aux autres prix observés dans cette zone. Prière de corriger ou de confirmer avec le QG.</w:t>
+        <w:t>- Attention ! Le prix unitaire d'achat (1200 Fcfa) de Capitaine frais en Kg (taille unique) est relativement élevé par rapport aux autres prix observés dans cette zone. Prière de corriger ou de confirmer avec le QG. Attention ! Soupçons de quantité anormale! Le ménage de FALLOU NIANG avec une taille de 5 personnes a consommé 7 Kg en taille unique de Capitaine frais qui est relativement élevé comme consommation par rapport à la condition de vie des autres ménages de même taille dans cette zone. Prière de corriger ou de confirmer avec le QG. Attention ! Le prix unitaire d'achat (250 Fcfa) de Œufs frais en Pièce (taille unique) est relativement élevé par rapport aux autres prix observés dans cette zone. Prière de corriger ou de confirmer avec le QG. Attention ! Le prix unitaire d'achat (500 Fcfa) de Lait en poudre en Sachets (Moyen) est relativement élevé par rapport aux autres prix observés dans cette zone. Prière de corriger ou de confirmer avec le QG. Avertissement!! La quantité (3.5 litre) du produit Huile de soja  consommée  par le ménage semble très élevé, prière de corriger ou confirmer avec le QG. Difficile de consommer le Sel en Sac (10 Kg) taille unique prière de verifier. Incohérence!! Dans ce ménage, chaque individus consomme par jour 76.57857 Kg  de cereale; Prière de revoir les quantités prises de ces produits. Attention ! Soupçons de quantité anormale! Le ménage de FALLOU NIANG avec une taille de 5 personnes a consommé 14 Kg en taille unique de Riz importé parfumé qui est relativement élevé comme consommation par rapport à la condition de vie des autres ménages de même taille dans cette zone. Prière de corriger ou de confirmer avec le QG. Le prix d'achat unitaire (1 Fcfa) de Ail en Sachets de taille Petit  est invraisemblable, prière de regarder les reponses prises dans les questions s07bq07a s07bq07b s07bq07c s07bq08 pour mieux corriger. Attention ! Le prix unitaire d'achat (1 Fcfa) de Ail en Sachets (Petit) est relativement faible par rapport aux autres prix observés dans cette zone. Prière de corriger ou de confirmer avec le QG.</w:t>
       </w:r>
     </w:p>
     <w:p>
@@ -2475,7 +2515,7 @@
         <w:rPr>
           <w:sz w:val="20"/>
         </w:rPr>
-        <w:t>- Vous avez declaré que le questionnaire est complètement fini mais le questionnaire est en statut partiel, prière de mettre le questionnaire en statut complet s'il est fini. Il est obligatoire de prendre les coordonnées Gps avant d'administrer le questionnaire. Prière de prendre les coordonnées GPS.</w:t>
+        <w:t>- Il est obligatoire de prendre les coordonnées Gps avant d'administrer le questionnaire. Prière de prendre les coordonnées GPS.</w:t>
       </w:r>
     </w:p>
     <w:p>
@@ -2527,7 +2567,7 @@
         <w:rPr>
           <w:sz w:val="20"/>
         </w:rPr>
-        <w:t>- Attention ! Le prix unitaire d'achat (300 Fcfa) de Mâchoiron séchée (Kon) en Sachets (Petit) est relativement élevé par rapport aux autres prix observés dans cette zone. Prière de corriger ou de confirmer avec le QG. Avertissement!!! Le ménage a consommé 7 Paquet Petit de Thé en sachet, cette quantité semble anormale pour une consommation des 7 derniers jours.Prière de corriger ou de confirmer avec le QG. Avertissement!! le prix unitaire (125 Fcfa) de Thé en sachet (unité: Paquet) de taille Petit est très faible ou élevé. Prière de corriger ou de confirmer avec le QG. Incohérence!! Dans ce ménage, chaque individus consomme par jour 22.46515 Kg  de cereale; Prière de revoir les quantités prises de ces produits. Incohérence!! Dans ce ménage, chaque individus consomme par jour 22.46515 Kg  de cereale; Prière de revoir les quantités prises de ces produits. Incohérence!! Dans ce ménage, chaque individus consomme par jour 22.46515 Kg  de cereale; Prière de revoir les quantités prises de ces produits.</w:t>
+        <w:t>- Attention ! Le prix unitaire d'achat (300 Fcfa) de Mâchoiron séchée (Kon) en Sachets (Petit) est relativement élevé par rapport aux autres prix observés dans cette zone. Prière de corriger ou de confirmer avec le QG. Avertissement!!! Le ménage a consommé 7 Paquet Petit de Thé en sachet, cette quantité semble anormale pour une consommation des 7 derniers jours.Prière de corriger ou de confirmer avec le QG. Avertissement!! le prix unitaire (125 Fcfa) de Thé en sachet (unité: Paquet) de taille Petit est très faible ou élevé. Prière de corriger ou de confirmer avec le QG. Attention ! Le prix unitaire d'achat (125 Fcfa) de Thé en sachet en Paquet (Petit) est relativement élevé par rapport aux autres prix observés dans cette zone. Prière de corriger ou de confirmer avec le QG. Incohérence!! Dans ce ménage, chaque individus consomme par jour 39.71314 Kg  de cereale; Prière de revoir les quantités prises de ces produits. Incohérence!! Dans ce ménage, chaque individus consomme par jour 39.71314 Kg  de cereale; Prière de revoir les quantités prises de ces produits. Incohérence!! Dans ce ménage, chaque individus consomme par jour 39.71314 Kg  de cereale; Prière de revoir les quantités prises de ces produits.</w:t>
       </w:r>
     </w:p>
     <w:p>
@@ -2637,27 +2677,6 @@
           <w:sz w:val="20"/>
         </w:rPr>
         <w:t>- La quantité estimée en Kg est incorrecte (Exemple : si le ménage a eu 10 sacs de 100kg = 10*100=1000kg), prière de corriger merci.</w:t>
-      </w:r>
-    </w:p>
-    <w:p>
-      <w:r>
-        <w:rPr>
-          <w:b/>
-          <w:color w:val="4672C4"/>
-          <w:sz w:val="22"/>
-        </w:rPr>
-        <w:t>&gt;&gt; Section19 - Equipements agricoles</w:t>
-      </w:r>
-    </w:p>
-    <w:p>
-      <w:pPr>
-        <w:ind w:left="283"/>
-      </w:pPr>
-      <w:r>
-        <w:rPr>
-          <w:sz w:val="20"/>
-        </w:rPr>
-        <w:t>- Attention ! Machette a été revendu à 2500 Fcfa qui est relativement élevé par rapport aux autres prix de revente observés dans cette zone. Prière de corriger ou de confirmer avec le QG.</w:t>
       </w:r>
     </w:p>
     <w:p>
@@ -2993,7 +3012,7 @@
         <w:rPr>
           <w:sz w:val="20"/>
         </w:rPr>
-        <w:t>- Il est obligatoire de prendre les coordonnées Gps avant d'administrer le questionnaire. Prière de prendre les coordonnées GPS.</w:t>
+        <w:t>- Le questionnaire semble ne pas être complètement fini mais le questionnaire est en statut complet, prière de compléter le questionnaire. Il est obligatoire de prendre les coordonnées Gps avant d'administrer le questionnaire. Prière de prendre les coordonnées GPS.</w:t>
       </w:r>
     </w:p>
     <w:p>
@@ -3093,7 +3112,7 @@
         <w:rPr>
           <w:sz w:val="20"/>
         </w:rPr>
-        <w:t>- Attention ! Le prix unitaire d'achat (700 Fcfa) de Oignon frais en Kg (taille unique) est relativement élevé par rapport aux autres prix observés dans cette zone. Prière de corriger ou de confirmer avec le QG. Avertissement!!! Le ménage a consommé 1 Paquet Grand de Thé en sachet, cette quantité semble anormale pour une consommation des 7 derniers jours.Prière de corriger ou de confirmer avec le QG. Incohérence!! Dans ce ménage, chaque individus consomme par jour 25.25651 Kg  de cereale; Prière de revoir les quantités prises de ces produits. Incohérence!! Dans ce ménage, chaque individus consomme par jour 25.25651 Kg  de cereale; Prière de revoir les quantités prises de ces produits. Incohérence!! Dans ce ménage, chaque individus consomme par jour 25.25651 Kg  de cereale; Prière de revoir les quantités prises de ces produits.</w:t>
+        <w:t>- Attention ! Le prix unitaire d'achat (1200 Fcfa) de Capitaine frais en Kg (taille unique) est relativement élevé par rapport aux autres prix observés dans cette zone. Prière de corriger ou de confirmer avec le QG. Avertissement!!! Le ménage a consommé 1 Paquet Grand de Thé en sachet, cette quantité semble anormale pour une consommation des 7 derniers jours.Prière de corriger ou de confirmer avec le QG. Incohérence!! Dans ce ménage, chaque individus consomme par jour 47.88143 Kg  de cereale; Prière de revoir les quantités prises de ces produits. Incohérence!! Dans ce ménage, chaque individus consomme par jour 47.88143 Kg  de cereale; Prière de revoir les quantités prises de ces produits. Incohérence!! Dans ce ménage, chaque individus consomme par jour 47.88143 Kg  de cereale; Prière de revoir les quantités prises de ces produits.</w:t>
       </w:r>
     </w:p>
     <w:p>
@@ -3577,7 +3596,7 @@
         <w:rPr>
           <w:sz w:val="20"/>
         </w:rPr>
-        <w:t>- Attention ! Le prix unitaire d'achat (250 Fcfa) de Soumbala (moutarde africaine) en Sachets (Moyen) est relativement élevé par rapport aux autres prix observés dans cette zone. Prière de corriger ou de confirmer avec le QG. Attention ! Le prix unitaire d'achat (400 Fcfa) de Oignon frais en Kg (taille unique) est relativement faible par rapport aux autres prix observés dans cette zone. Prière de corriger ou de confirmer avec le QG. Avertissement!! La quantité (3.5 litre) du produit Huile de soja  consommée  par le ménage semble très élevé, prière de corriger ou confirmer avec le QG. Avertissement!! La quantité (5 litre) du produit Huile de palme raffinée consommée  par le ménage semble très élevé, prière de corriger ou confirmer avec le QG. Avertissement!!! Le ménage a consommé 7 Paquet Moyen de Thé en sachet, cette quantité semble anormale pour une consommation des 7 derniers jours.Prière de corriger ou de confirmer avec le QG. Avertissement!! le prix unitaire (100 Fcfa) de Thé en sachet (unité: Paquet) de taille Moyen est très faible ou élevé. Prière de corriger ou de confirmer avec le QG. Difficile de consommer le Sel en Sac (10 Kg) taille unique prière de verifier. Incohérence!! Dans ce ménage, chaque individus consomme par jour 30.33429 Kg  de cereale; Prière de revoir les quantités prises de ces produits. Incohérence!! Dans ce ménage, chaque individus consomme par jour 30.33429 Kg  de cereale; Prière de revoir les quantités prises de ces produits.</w:t>
+        <w:t>- Attention ! Le prix unitaire d'achat (1000 Fcfa) de Mayonnaise en Sachets (Moyen) est relativement élevé par rapport aux autres prix observés dans cette zone. Prière de corriger ou de confirmer avec le QG. Attention ! Le prix unitaire d'achat (250 Fcfa) de Soumbala (moutarde africaine) en Sachets (Moyen) est relativement élevé par rapport aux autres prix observés dans cette zone. Prière de corriger ou de confirmer avec le QG. Avertissement!! La quantité (3.5 litre) du produit Huile de soja  consommée  par le ménage semble très élevé, prière de corriger ou confirmer avec le QG. Avertissement!! La quantité (5 litre) du produit Huile de palme raffinée consommée  par le ménage semble très élevé, prière de corriger ou confirmer avec le QG. Avertissement!!! Le ménage a consommé 7 Paquet Moyen de Thé en sachet, cette quantité semble anormale pour une consommation des 7 derniers jours.Prière de corriger ou de confirmer avec le QG. Avertissement!! le prix unitaire (100 Fcfa) de Thé en sachet (unité: Paquet) de taille Moyen est très faible ou élevé. Prière de corriger ou de confirmer avec le QG. Difficile de consommer le Sel en Sac (10 Kg) taille unique prière de verifier. Incohérence!! Dans ce ménage, chaque individus consomme par jour 49.1975 Kg  de cereale; Prière de revoir les quantités prises de ces produits. Incohérence!! Dans ce ménage, chaque individus consomme par jour 49.1975 Kg  de cereale; Prière de revoir les quantités prises de ces produits.</w:t>
       </w:r>
     </w:p>
     <w:p>
@@ -3730,6 +3749,8 @@
         <w:rPr>
           <w:sz w:val="20"/>
         </w:rPr>
+        <w:t xml:space="preserve">- Attention ! Houe/daba/hilaire a été revendu à 3000 Fcfa qui est relativement élevé par rapport aux autres prix de revente observés dans cette zone. Prière de corriger ou de confirmer avec le QG. </w:t>
+        <w:br/>
         <w:t>- Attention ! Machette a été revendu à 4000 Fcfa qui est relativement élevé par rapport aux autres prix de revente observés dans cette zone. Prière de corriger ou de confirmer avec le QG.</w:t>
       </w:r>
     </w:p>
@@ -4139,7 +4160,7 @@
         <w:rPr>
           <w:sz w:val="20"/>
         </w:rPr>
-        <w:t>- Avertissement!! La quantité (3.5 litre) du produit Huile de soja  consommée  par le ménage semble très élevé, prière de corriger ou confirmer avec le QG. Avertissement!!! Le ménage a consommé 14 Paquet Moyen de Thé en sachet, cette quantité semble anormale pour une consommation des 7 derniers jours.Prière de corriger ou de confirmer avec le QG. Avertissement!! le prix unitaire (100 Fcfa) de Thé en sachet (unité: Paquet) de taille Moyen est très faible ou élevé. Prière de corriger ou de confirmer avec le QG. Avertissement!!! Le ménage a consommé 42 Cube Moyen de Cube alimentaire (Maggi, Jumbo, ), cette quantité semble anormale pour une consommation des 7 derniers jours.Prière de corriger ou de confirmer avec le QG. Incohérence!! Dans ce ménage, chaque individus consomme par jour 33.09143 Kg  de cereale; Prière de revoir les quantités prises de ces produits. Incohérence!! Dans ce ménage, chaque individus consomme par jour 33.09143 Kg  de cereale; Prière de revoir les quantités prises de ces produits. Le prix d'achat unitaire (166.6667 Fcfa) de Riz importé parfumé en Kg de taille  taille unique  est très faible, prière de regarder les reponses prises dans les questions s07bq07a s07bq07b s07bq07c s07bq08 pour mieux corriger. Attention ! Le prix unitaire d'achat (166.6667 Fcfa) de Riz importé parfumé en Kg (taille unique) est relativement faible par rapport aux autres prix observés dans cette zone. Prière de corriger ou de confirmer avec le QG.</w:t>
+        <w:t>- Avertissement!! La quantité (3.5 litre) du produit Huile de soja  consommée  par le ménage semble très élevé, prière de corriger ou confirmer avec le QG. Avertissement!!! Le ménage a consommé 14 Paquet Moyen de Thé en sachet, cette quantité semble anormale pour une consommation des 7 derniers jours.Prière de corriger ou de confirmer avec le QG. Avertissement!! le prix unitaire (100 Fcfa) de Thé en sachet (unité: Paquet) de taille Moyen est très faible ou élevé. Prière de corriger ou de confirmer avec le QG. Avertissement!!! Le ménage a consommé 42 Cube Moyen de Cube alimentaire (Maggi, Jumbo, ), cette quantité semble anormale pour une consommation des 7 derniers jours.Prière de corriger ou de confirmer avec le QG. Incohérence!! Dans ce ménage, chaque individus consomme par jour 57.24768 Kg  de cereale; Prière de revoir les quantités prises de ces produits. Incohérence!! Dans ce ménage, chaque individus consomme par jour 57.24768 Kg  de cereale; Prière de revoir les quantités prises de ces produits. Le prix d'achat unitaire (166.6667 Fcfa) de Riz importé parfumé en Kg de taille  taille unique  est très faible, prière de regarder les reponses prises dans les questions s07bq07a s07bq07b s07bq07c s07bq08 pour mieux corriger. Attention ! Le prix unitaire d'achat (166.6667 Fcfa) de Riz importé parfumé en Kg (taille unique) est relativement faible par rapport aux autres prix observés dans cette zone. Prière de corriger ou de confirmer avec le QG.</w:t>
       </w:r>
     </w:p>
     <w:p>
@@ -4248,6 +4269,8 @@
         <w:rPr>
           <w:sz w:val="20"/>
         </w:rPr>
+        <w:t xml:space="preserve">- Attention ! Houe/daba/hilaire a été revendu à 3000 Fcfa qui est relativement élevé par rapport aux autres prix de revente observés dans cette zone. Prière de corriger ou de confirmer avec le QG. </w:t>
+        <w:br/>
         <w:t>- Attention ! Machette a été revendu à 3500 Fcfa qui est relativement élevé par rapport aux autres prix de revente observés dans cette zone. Prière de corriger ou de confirmer avec le QG.</w:t>
       </w:r>
     </w:p>
@@ -4573,6 +4596,27 @@
           <w:color w:val="4672C4"/>
           <w:sz w:val="22"/>
         </w:rPr>
+        <w:t>&gt;&gt; Section0 - Identification et renseignements de controle</w:t>
+      </w:r>
+    </w:p>
+    <w:p>
+      <w:pPr>
+        <w:ind w:left="283"/>
+      </w:pPr>
+      <w:r>
+        <w:rPr>
+          <w:sz w:val="20"/>
+        </w:rPr>
+        <w:t>- Le questionnaire semble ne pas être complètement fini mais le questionnaire est en statut complet, prière de compléter le questionnaire.</w:t>
+      </w:r>
+    </w:p>
+    <w:p>
+      <w:r>
+        <w:rPr>
+          <w:b/>
+          <w:color w:val="4672C4"/>
+          <w:sz w:val="22"/>
+        </w:rPr>
         <w:t>&gt;&gt; Section2 - Education</w:t>
       </w:r>
     </w:p>
@@ -4627,27 +4671,6 @@
           <w:color w:val="4672C4"/>
           <w:sz w:val="22"/>
         </w:rPr>
-        <w:t>&gt;&gt; Section4b - Emploi - Activite principale</w:t>
-      </w:r>
-    </w:p>
-    <w:p>
-      <w:pPr>
-        <w:ind w:left="283"/>
-      </w:pPr>
-      <w:r>
-        <w:rPr>
-          <w:sz w:val="20"/>
-        </w:rPr>
-        <w:t>- || Attention! le nombre d'heure que abou fall a travaillé par jour semble être inferieur à 4, veuillez s'il vous plait confirmer cette information avec le QG.</w:t>
-      </w:r>
-    </w:p>
-    <w:p>
-      <w:r>
-        <w:rPr>
-          <w:b/>
-          <w:color w:val="4672C4"/>
-          <w:sz w:val="22"/>
-        </w:rPr>
         <w:t>&gt;&gt; Section4c - Emploi - Activite secondaire</w:t>
       </w:r>
     </w:p>
@@ -4680,7 +4703,7 @@
         <w:rPr>
           <w:sz w:val="20"/>
         </w:rPr>
-        <w:t>- Attention ! Le prix unitaire d'achat (700 Fcfa) de Oignon frais en Kg (taille unique) est relativement élevé par rapport aux autres prix observés dans cette zone. Prière de corriger ou de confirmer avec le QG. Avertissement!! La quantité (4 litre) du produit Huile de soja  consommée  par le ménage semble très élevé, prière de corriger ou confirmer avec le QG. Avertissement!!! Le ménage a consommé 42 Cube Moyen de Cube alimentaire (Maggi, Jumbo, ), cette quantité semble anormale pour une consommation des 7 derniers jours.Prière de corriger ou de confirmer avec le QG. Avertissement!!! Le ménage a consommé 7 Paquet Petit de Thé en sachet, cette quantité semble anormale pour une consommation des 7 derniers jours.Prière de corriger ou de confirmer avec le QG. Avertissement!! le prix unitaire (125 Fcfa) de Thé en sachet (unité: Paquet) de taille Petit est très faible ou élevé. Prière de corriger ou de confirmer avec le QG. Avertissement!!! Le ménage a consommé 9 Morceau (Portion) Petit de Poisson de mer séché (yayeboye), cette quantité semble anormale pour une consommation des 7 derniers jours.Prière de corriger ou de confirmer avec le QG. Incohérence!! Dans ce ménage, chaque individus consomme par jour 34.94196 Kg  de cereale; Prière de revoir les quantités prises de ces produits. Incohérence!! Dans ce ménage, chaque individus consomme par jour 34.94196 Kg  de cereale; Prière de revoir les quantités prises de ces produits. Incohérence!! Dans ce ménage, chaque individus consomme par jour 34.94196 Kg  de cereale; Prière de revoir les quantités prises de ces produits.</w:t>
+        <w:t>- Attention ! Soupçons de quantité anormale! Le ménage de IBRAHIMA FALL avec une taille de 8 personnes a consommé 4 Kg en taille unique de Niébé/Haricots secs qui est relativement élevé comme consommation par rapport à la condition de vie des autres ménages de même taille dans cette zone. Prière de corriger ou de confirmer avec le QG. Avertissement!! La quantité (4 litre) du produit Huile de soja  consommée  par le ménage semble très élevé, prière de corriger ou confirmer avec le QG. Avertissement!!! Le ménage a consommé 42 Cube Moyen de Cube alimentaire (Maggi, Jumbo, ), cette quantité semble anormale pour une consommation des 7 derniers jours.Prière de corriger ou de confirmer avec le QG. Avertissement!!! Le ménage a consommé 7 Paquet Petit de Thé en sachet, cette quantité semble anormale pour une consommation des 7 derniers jours.Prière de corriger ou de confirmer avec le QG. Avertissement!! le prix unitaire (125 Fcfa) de Thé en sachet (unité: Paquet) de taille Petit est très faible ou élevé. Prière de corriger ou de confirmer avec le QG. Attention ! Le prix unitaire d'achat (125 Fcfa) de Thé en sachet en Paquet (Petit) est relativement élevé par rapport aux autres prix observés dans cette zone. Prière de corriger ou de confirmer avec le QG. Avertissement!!! Le ménage a consommé 9 Morceau (Portion) Petit de Poisson de mer séché (yayeboye), cette quantité semble anormale pour une consommation des 7 derniers jours.Prière de corriger ou de confirmer avec le QG. Incohérence!! Dans ce ménage, chaque individus consomme par jour 56.40625 Kg  de cereale; Prière de revoir les quantités prises de ces produits. Incohérence!! Dans ce ménage, chaque individus consomme par jour 56.40625 Kg  de cereale; Prière de revoir les quantités prises de ces produits. Incohérence!! Dans ce ménage, chaque individus consomme par jour 56.40625 Kg  de cereale; Prière de revoir les quantités prises de ces produits.</w:t>
       </w:r>
     </w:p>
     <w:p>
@@ -4790,6 +4813,27 @@
           <w:sz w:val="20"/>
         </w:rPr>
         <w:t>- La quantité estimée en Kg est incorrecte (Exemple : si le ménage a eu 10 sacs de 100kg = 10*100=1000kg), prière de corriger merci.</w:t>
+      </w:r>
+    </w:p>
+    <w:p>
+      <w:r>
+        <w:rPr>
+          <w:b/>
+          <w:color w:val="4672C4"/>
+          <w:sz w:val="22"/>
+        </w:rPr>
+        <w:t>&gt;&gt; Section19 - Equipements agricoles</w:t>
+      </w:r>
+    </w:p>
+    <w:p>
+      <w:pPr>
+        <w:ind w:left="283"/>
+      </w:pPr>
+      <w:r>
+        <w:rPr>
+          <w:sz w:val="20"/>
+        </w:rPr>
+        <w:t>- Attention ! Houe/daba/hilaire a été revendu à 2000 Fcfa qui est relativement élevé par rapport aux autres prix de revente observés dans cette zone. Prière de corriger ou de confirmer avec le QG.</w:t>
       </w:r>
     </w:p>
     <w:p>
@@ -5171,7 +5215,7 @@
         <w:rPr>
           <w:sz w:val="20"/>
         </w:rPr>
-        <w:t>- Attention ! Le prix unitaire d'achat (200 Fcfa) de Ail en Gousse (Petit) est relativement élevé par rapport aux autres prix observés dans cette zone. Prière de corriger ou de confirmer avec le QG. Attention ! Le prix unitaire d'achat (2000 Fcfa) de Mâchoiron séchée (Kon) en Kg (taille unique) est relativement élevé par rapport aux autres prix observés dans cette zone. Prière de corriger ou de confirmer avec le QG. Attention ! Le prix unitaire d'achat (300 Fcfa) de Poivre en Sachets (Petit) est relativement élevé par rapport aux autres prix observés dans cette zone. Prière de corriger ou de confirmer avec le QG. Attention ! Le prix unitaire d'achat (500 Fcfa) de Oignon frais en Kg (taille unique) est relativement faible par rapport aux autres prix observés dans cette zone. Prière de corriger ou de confirmer avec le QG. Attention ! Le prix unitaire d'achat (500 Fcfa) de Piment séché en Sachets (Moyen) est relativement élevé par rapport aux autres prix observés dans cette zone. Prière de corriger ou de confirmer avec le QG. Avertissement!!! Le ménage a consommé 2 Paquet Petit de Thé en sachet, cette quantité semble anormale pour une consommation des 7 derniers jours.Prière de corriger ou de confirmer avec le QG. Avertissement!! le prix unitaire (125 Fcfa) de Thé en sachet (unité: Paquet) de taille Petit est très faible ou élevé. Prière de corriger ou de confirmer avec le QG. Avertissement!!! Le ménage a consommé 5 Cuillère Moyen de Pâte d'arachide, cette quantité semble anormale pour une consommation des 7 derniers jours. Etes vous sur d'avoir selectionner la bonne unitée ? prière de verifier et corriger. Incohérence!! Dans ce ménage, chaque individus consomme par jour 34.74691 Kg  de cereale; Prière de revoir les quantités prises de ces produits. Incohérence!! Dans ce ménage, chaque individus consomme par jour 34.74691 Kg  de cereale; Prière de revoir les quantités prises de ces produits. Le prix d'achat unitaire (1000 Fcfa) de Sel en Sac (10 Kg) de taille taille unique est très faible, prière de regarder les reponses prises dans les questions s07bq07a s07bq07b s07bq07c s07bq08 pour mieux corriger. Le prix d'achat unitaire (1400 Fcfa) de Macaroni en Kg de taille taille unique semble élevé, prière de regarder les reponses prises dans les questions s07bq07a s07bq07b s07bq07c s07bq08 pour mieux corriger. Attention ! Le prix unitaire d'achat (1400 Fcfa) de Macaroni en Kg (taille unique) est relativement élevé par rapport aux autres prix observés dans cette zone. Prière de corriger ou de confirmer avec le QG.</w:t>
+        <w:t>- Attention ! Le prix unitaire d'achat (200 Fcfa) de Ail en Gousse (Petit) est relativement élevé par rapport aux autres prix observés dans cette zone. Prière de corriger ou de confirmer avec le QG. Attention ! Le prix unitaire d'achat (2000 Fcfa) de Mâchoiron séchée (Kon) en Kg (taille unique) est relativement élevé par rapport aux autres prix observés dans cette zone. Prière de corriger ou de confirmer avec le QG. Attention ! Le prix unitaire d'achat (300 Fcfa) de Poivre en Sachets (Petit) est relativement élevé par rapport aux autres prix observés dans cette zone. Prière de corriger ou de confirmer avec le QG. Attention ! Le prix unitaire d'achat (500 Fcfa) de Piment séché en Sachets (Moyen) est relativement élevé par rapport aux autres prix observés dans cette zone. Prière de corriger ou de confirmer avec le QG. Avertissement!!! Le ménage a consommé 2 Paquet Petit de Thé en sachet, cette quantité semble anormale pour une consommation des 7 derniers jours.Prière de corriger ou de confirmer avec le QG. Avertissement!! le prix unitaire (125 Fcfa) de Thé en sachet (unité: Paquet) de taille Petit est très faible ou élevé. Prière de corriger ou de confirmer avec le QG. Attention ! Le prix unitaire d'achat (125 Fcfa) de Thé en sachet en Paquet (Petit) est relativement élevé par rapport aux autres prix observés dans cette zone. Prière de corriger ou de confirmer avec le QG. Avertissement!!! Le ménage a consommé 5 Cuillère Moyen de Pâte d'arachide, cette quantité semble anormale pour une consommation des 7 derniers jours. Etes vous sur d'avoir selectionner la bonne unitée ? prière de verifier et corriger. Incohérence!! Dans ce ménage, chaque individus consomme par jour 67.68143 Kg  de cereale; Prière de revoir les quantités prises de ces produits. Incohérence!! Dans ce ménage, chaque individus consomme par jour 67.68143 Kg  de cereale; Prière de revoir les quantités prises de ces produits. Le prix d'achat unitaire (1000 Fcfa) de Sel en Sac (10 Kg) de taille taille unique est très faible, prière de regarder les reponses prises dans les questions s07bq07a s07bq07b s07bq07c s07bq08 pour mieux corriger. Le prix d'achat unitaire (1400 Fcfa) de Macaroni en Kg de taille taille unique semble élevé, prière de regarder les reponses prises dans les questions s07bq07a s07bq07b s07bq07c s07bq08 pour mieux corriger. Attention ! Le prix unitaire d'achat (1400 Fcfa) de Macaroni en Kg (taille unique) est relativement élevé par rapport aux autres prix observés dans cette zone. Prière de corriger ou de confirmer avec le QG.</w:t>
       </w:r>
     </w:p>
     <w:p>
@@ -5686,7 +5730,7 @@
         <w:rPr>
           <w:sz w:val="20"/>
         </w:rPr>
-        <w:t>- Avertissement!! La quantité (5.25 litre) du produit Huile de soja  consommée  par le ménage semble très élevé, prière de corriger ou confirmer avec le QG. Avertissement!!! Le ménage a consommé 7 Paquet Moyen de Thé en sachet, cette quantité semble anormale pour une consommation des 7 derniers jours.Prière de corriger ou de confirmer avec le QG. Avertissement!! le prix unitaire (100 Fcfa) de Thé en sachet (unité: Paquet) de taille Moyen est très faible ou élevé. Prière de corriger ou de confirmer avec le QG. Incohérence!! Dans ce ménage, chaque individus consomme par jour 20.245 Kg  de cereale; Prière de revoir les quantités prises de ces produits. Incohérence!! Dans ce ménage, chaque individus consomme par jour 20.245 Kg  de cereale; Prière de revoir les quantités prises de ces produits. Attention ! Le prix unitaire d'achat (500 Fcfa) de Riz importé parfumé en Kg (taille unique) est relativement élevé par rapport aux autres prix observés dans cette zone. Prière de corriger ou de confirmer avec le QG. Incohérence!! Dans ce ménage, chaque individus consomme par jour 20.245 Kg  de cereale; Prière de revoir les quantités prises de ces produits. Attention ! Soupçons de quantité anormale! Le ménage de ABDOU SAMATH FAYE avec une taille de 10 personnes a consommé 14 Kg en taille unique de Maïs en grain qui est relativement élevé comme consommation par rapport à la condition de vie des autres ménages de même taille dans cette zone. Prière de corriger ou de confirmer avec le QG.</w:t>
+        <w:t>- Avertissement!! La quantité (5.25 litre) du produit Huile de soja  consommée  par le ménage semble très élevé, prière de corriger ou confirmer avec le QG. Avertissement!!! Le ménage a consommé 7 Paquet Moyen de Thé en sachet, cette quantité semble anormale pour une consommation des 7 derniers jours.Prière de corriger ou de confirmer avec le QG. Avertissement!! le prix unitaire (100 Fcfa) de Thé en sachet (unité: Paquet) de taille Moyen est très faible ou élevé. Prière de corriger ou de confirmer avec le QG. Incohérence!! Dans ce ménage, chaque individus consomme par jour 37.29285 Kg  de cereale; Prière de revoir les quantités prises de ces produits. Incohérence!! Dans ce ménage, chaque individus consomme par jour 37.29285 Kg  de cereale; Prière de revoir les quantités prises de ces produits. Incohérence!! Dans ce ménage, chaque individus consomme par jour 37.29285 Kg  de cereale; Prière de revoir les quantités prises de ces produits. Attention ! Le prix unitaire d'achat (500 Fcfa) de Riz importé parfumé en Kg (taille unique) est relativement élevé par rapport aux autres prix observés dans cette zone. Prière de corriger ou de confirmer avec le QG.</w:t>
       </w:r>
     </w:p>
     <w:p>
@@ -6164,7 +6208,7 @@
         <w:rPr>
           <w:sz w:val="20"/>
         </w:rPr>
-        <w:t>- Avertissement!!! Le ménage a consommé 14 Verre ( à thé) taille unique de Sucre en poudre , cette quantité semble anormale pour une consommation des 7 derniers jours.Prière de corriger ou de confirmer avec le QG. Avertissement!!! Le ménage a consommé 7 Paquet Petit de Thé en sachet, cette quantité semble anormale pour une consommation des 7 derniers jours.Prière de corriger ou de confirmer avec le QG. Incohérence!! Dans ce ménage, chaque individus consomme par jour 29.33464 Kg  de cereale; Prière de revoir les quantités prises de ces produits. Incohérence!! Dans ce ménage, chaque individus consomme par jour 29.33464 Kg  de cereale; Prière de revoir les quantités prises de ces produits. Incohérence!! Dans ce ménage, chaque individus consomme par jour 29.33464 Kg  de cereale; Prière de revoir les quantités prises de ces produits. Le prix d'achat unitaire (200 Fcfa) de Sel en Kg de taille  taille unique  est très faible, prière de regarder les reponses prises dans les questions s07bq07a s07bq07b s07bq07c s07bq08 pour mieux corriger.</w:t>
+        <w:t>- Avertissement!!! Le ménage a consommé 14 Verre ( à thé) taille unique de Sucre en poudre , cette quantité semble anormale pour une consommation des 7 derniers jours.Prière de corriger ou de confirmer avec le QG. Avertissement!!! Le ménage a consommé 7 Paquet Petit de Thé en sachet, cette quantité semble anormale pour une consommation des 7 derniers jours.Prière de corriger ou de confirmer avec le QG. Incohérence!! Dans ce ménage, chaque individus consomme par jour 75.57786 Kg  de cereale; Prière de revoir les quantités prises de ces produits. Incohérence!! Dans ce ménage, chaque individus consomme par jour 75.57786 Kg  de cereale; Prière de revoir les quantités prises de ces produits. Incohérence!! Dans ce ménage, chaque individus consomme par jour 75.57786 Kg  de cereale; Prière de revoir les quantités prises de ces produits. Le prix d'achat unitaire (200 Fcfa) de Sel en Kg de taille  taille unique  est très faible, prière de regarder les reponses prises dans les questions s07bq07a s07bq07b s07bq07c s07bq08 pour mieux corriger.</w:t>
       </w:r>
     </w:p>
     <w:p>
@@ -6229,7 +6273,7 @@
         <w:rPr>
           <w:sz w:val="20"/>
         </w:rPr>
-        <w:t>- Le type de logement est Duplex/ Villa ou Immeuble à plusieurs Appartements mais le principal matériau de toit est de tôle et autres. Avertissement!! Le temps mis (en minutes) pour se rendre à la principale source d'approvisionnement en eau de boisson semble très élevé, prière de corriger ou confirmer avec le QG.</w:t>
+        <w:t>- Avertissement!! Le temps mis (en minutes) pour se rendre à la principale source d'approvisionnement en eau de boisson semble très élevé, prière de corriger ou confirmer avec le QG.</w:t>
       </w:r>
     </w:p>
     <w:p>
@@ -6644,6 +6688,27 @@
           <w:color w:val="4672C4"/>
           <w:sz w:val="22"/>
         </w:rPr>
+        <w:t>&gt;&gt; Section0 - Identification et renseignements de controle</w:t>
+      </w:r>
+    </w:p>
+    <w:p>
+      <w:pPr>
+        <w:ind w:left="283"/>
+      </w:pPr>
+      <w:r>
+        <w:rPr>
+          <w:sz w:val="20"/>
+        </w:rPr>
+        <w:t>- Le questionnaire semble ne pas être complètement fini mais le questionnaire est en statut complet, prière de compléter le questionnaire.</w:t>
+      </w:r>
+    </w:p>
+    <w:p>
+      <w:r>
+        <w:rPr>
+          <w:b/>
+          <w:color w:val="4672C4"/>
+          <w:sz w:val="22"/>
+        </w:rPr>
         <w:t>&gt;&gt; Section2 - Education</w:t>
       </w:r>
     </w:p>
@@ -6722,7 +6787,7 @@
         <w:rPr>
           <w:sz w:val="20"/>
         </w:rPr>
-        <w:t>- Attention ! Le prix unitaire d'achat (700 Fcfa) de Oignon frais en Kg (taille unique) est relativement élevé par rapport aux autres prix observés dans cette zone. Prière de corriger ou de confirmer avec le QG. Avertissement!!! Le ménage a consommé 1 Paquet Moyen de Thé en sachet, cette quantité semble anormale pour une consommation des 7 derniers jours.Prière de corriger ou de confirmer avec le QG. Incohérence!! Dans ce ménage, chaque individus consomme par jour 30.55755 Kg  de cereale; Prière de revoir les quantités prises de ces produits. Incohérence!! Dans ce ménage, chaque individus consomme par jour 30.55755 Kg  de cereale; Prière de revoir les quantités prises de ces produits. Incohérence!! Dans ce ménage, chaque individus consomme par jour 30.55755 Kg  de cereale; Prière de revoir les quantités prises de ces produits. Le prix d'achat unitaire (6000 Fcfa) de Poivre en Kg de taille taille unique prière de regarder les reponses prises dans les questions s07bq07a s07bq07b s07bq07c s07bq08 pour mieux corriger.</w:t>
+        <w:t>- Avertissement!!! Le ménage a consommé 1 Paquet Moyen de Thé en sachet, cette quantité semble anormale pour une consommation des 7 derniers jours.Prière de corriger ou de confirmer avec le QG. Incohérence!! Dans ce ménage, chaque individus consomme par jour 54.44653 Kg  de cereale; Prière de revoir les quantités prises de ces produits. Incohérence!! Dans ce ménage, chaque individus consomme par jour 54.44653 Kg  de cereale; Prière de revoir les quantités prises de ces produits. Incohérence!! Dans ce ménage, chaque individus consomme par jour 54.44653 Kg  de cereale; Prière de revoir les quantités prises de ces produits. Le prix d'achat unitaire (6000 Fcfa) de Poivre en Kg de taille taille unique prière de regarder les reponses prises dans les questions s07bq07a s07bq07b s07bq07c s07bq08 pour mieux corriger.</w:t>
       </w:r>
     </w:p>
     <w:p>
@@ -6832,6 +6897,27 @@
           <w:sz w:val="20"/>
         </w:rPr>
         <w:t>- Avertissement! Le prix unitaire (300000 Fcfa) de Equins (Chevaux) est trop petit ou élevé. Veuillez confirmer ces informations avec le QG ou apporter les corrections nécessaires.</w:t>
+      </w:r>
+    </w:p>
+    <w:p>
+      <w:r>
+        <w:rPr>
+          <w:b/>
+          <w:color w:val="4672C4"/>
+          <w:sz w:val="22"/>
+        </w:rPr>
+        <w:t>&gt;&gt; Section19 - Equipements agricoles</w:t>
+      </w:r>
+    </w:p>
+    <w:p>
+      <w:pPr>
+        <w:ind w:left="283"/>
+      </w:pPr>
+      <w:r>
+        <w:rPr>
+          <w:sz w:val="20"/>
+        </w:rPr>
+        <w:t>- Attention ! Houe/daba/hilaire a été revendu à 2000 Fcfa qui est relativement élevé par rapport aux autres prix de revente observés dans cette zone. Prière de corriger ou de confirmer avec le QG.</w:t>
       </w:r>
     </w:p>
     <w:p>
